--- a/platform/PRISMA_2020_flow_diagram_new_SRs_v1.docx
+++ b/platform/PRISMA_2020_flow_diagram_new_SRs_v1.docx
@@ -11,6 +11,8 @@
           <w:szCs w:val="12"/>
         </w:rPr>
       </w:pPr>
+      <w:bookmarkStart w:id="0" w:name="_Hlk216726171"/>
+      <w:bookmarkStart w:id="1" w:name="_Hlk216726209"/>
     </w:p>
     <w:p>
       <w:pPr>
@@ -4842,415 +4844,15 @@
         <w:spacing w:after="0" w:line="240" w:lineRule="auto"/>
       </w:pPr>
     </w:p>
+    <w:bookmarkEnd w:id="0"/>
+    <w:bookmarkEnd w:id="1"/>
     <w:p>
       <w:pPr>
         <w:spacing w:after="0" w:line="240" w:lineRule="auto"/>
       </w:pPr>
     </w:p>
-    <w:p>
-      <w:pPr>
-        <w:pStyle w:val="CommentText"/>
-      </w:pPr>
-    </w:p>
-    <w:p>
-      <w:pPr>
-        <w:pStyle w:val="CommentText"/>
-        <w:rPr>
-          <w:rFonts w:ascii="Arial" w:hAnsi="Arial" w:cs="Arial"/>
-          <w:sz w:val="18"/>
-          <w:szCs w:val="18"/>
-        </w:rPr>
-      </w:pPr>
-      <w:r>
-        <w:rPr>
-          <w:rFonts w:ascii="Arial" w:hAnsi="Arial" w:cs="Arial"/>
-          <w:sz w:val="18"/>
-          <w:szCs w:val="18"/>
-        </w:rPr>
-        <w:t>*Consider, if feasible to do so, reporting the number of records identified from each database or register searched (rather than the total number across all databases/registers).</w:t>
-      </w:r>
-    </w:p>
-    <w:p>
-      <w:pPr>
-        <w:pStyle w:val="CommentText"/>
-        <w:rPr>
-          <w:rFonts w:ascii="Arial" w:hAnsi="Arial" w:cs="Arial"/>
-          <w:sz w:val="18"/>
-          <w:szCs w:val="18"/>
-        </w:rPr>
-      </w:pPr>
-      <w:r>
-        <w:rPr>
-          <w:rFonts w:ascii="Arial" w:hAnsi="Arial" w:cs="Arial"/>
-          <w:sz w:val="18"/>
-          <w:szCs w:val="18"/>
-        </w:rPr>
-        <w:t>*</w:t>
-      </w:r>
-      <w:r>
-        <w:rPr>
-          <w:rFonts w:ascii="Arial" w:hAnsi="Arial" w:cs="Arial"/>
-          <w:sz w:val="18"/>
-          <w:szCs w:val="18"/>
-        </w:rPr>
-        <w:t>*</w:t>
-      </w:r>
-      <w:r>
-        <w:rPr>
-          <w:rFonts w:ascii="Arial" w:hAnsi="Arial" w:cs="Arial"/>
-          <w:sz w:val="18"/>
-          <w:szCs w:val="18"/>
-        </w:rPr>
-        <w:t>If automation tools were used, indicate how many records were excluded by a human and how many were excluded by automation tools.</w:t>
-      </w:r>
-    </w:p>
-    <w:p>
-      <w:pPr>
-        <w:pStyle w:val="CommentText"/>
-        <w:rPr>
-          <w:rFonts w:ascii="Arial" w:hAnsi="Arial" w:cs="Arial"/>
-          <w:sz w:val="18"/>
-          <w:szCs w:val="18"/>
-        </w:rPr>
-      </w:pPr>
-    </w:p>
-    <w:p>
-      <w:pPr>
-        <w:pStyle w:val="CommentText"/>
-        <w:rPr>
-          <w:rFonts w:ascii="Arial" w:hAnsi="Arial" w:cs="Arial"/>
-          <w:sz w:val="18"/>
-          <w:szCs w:val="18"/>
-        </w:rPr>
-      </w:pPr>
-    </w:p>
-    <w:p>
-      <w:pPr>
-        <w:pStyle w:val="Default"/>
-        <w:spacing w:line="183" w:lineRule="atLeast"/>
-        <w:jc w:val="both"/>
-        <w:rPr>
-          <w:rFonts w:ascii="Arial" w:hAnsi="Arial" w:cs="Arial"/>
-          <w:color w:val="000000" w:themeColor="text1"/>
-          <w:sz w:val="18"/>
-          <w:szCs w:val="20"/>
-        </w:rPr>
-      </w:pPr>
-      <w:bookmarkStart w:id="0" w:name="_Hlk67299547"/>
-    </w:p>
-    <w:p>
-      <w:pPr>
-        <w:pStyle w:val="Default"/>
-        <w:spacing w:line="183" w:lineRule="atLeast"/>
-        <w:jc w:val="both"/>
-        <w:rPr>
-          <w:rFonts w:ascii="Arial" w:hAnsi="Arial" w:cs="Arial"/>
-          <w:color w:val="000000" w:themeColor="text1"/>
-          <w:sz w:val="18"/>
-          <w:szCs w:val="20"/>
-        </w:rPr>
-      </w:pPr>
-    </w:p>
-    <w:p>
-      <w:pPr>
-        <w:pStyle w:val="Default"/>
-        <w:spacing w:line="183" w:lineRule="atLeast"/>
-        <w:jc w:val="both"/>
-        <w:rPr>
-          <w:rFonts w:ascii="Arial" w:hAnsi="Arial" w:cs="Arial"/>
-          <w:color w:val="000000" w:themeColor="text1"/>
-          <w:sz w:val="18"/>
-          <w:szCs w:val="20"/>
-        </w:rPr>
-      </w:pPr>
-    </w:p>
-    <w:p>
-      <w:pPr>
-        <w:pStyle w:val="Default"/>
-        <w:spacing w:line="183" w:lineRule="atLeast"/>
-        <w:jc w:val="both"/>
-        <w:rPr>
-          <w:rFonts w:ascii="Arial" w:hAnsi="Arial" w:cs="Arial"/>
-          <w:color w:val="000000" w:themeColor="text1"/>
-          <w:sz w:val="18"/>
-          <w:szCs w:val="20"/>
-        </w:rPr>
-      </w:pPr>
-    </w:p>
-    <w:p>
-      <w:pPr>
-        <w:pStyle w:val="Default"/>
-        <w:spacing w:line="183" w:lineRule="atLeast"/>
-        <w:jc w:val="both"/>
-        <w:rPr>
-          <w:rFonts w:ascii="Arial" w:hAnsi="Arial" w:cs="Arial"/>
-          <w:color w:val="000000" w:themeColor="text1"/>
-          <w:sz w:val="18"/>
-          <w:szCs w:val="20"/>
-        </w:rPr>
-      </w:pPr>
-    </w:p>
-    <w:p>
-      <w:pPr>
-        <w:pStyle w:val="Default"/>
-        <w:spacing w:line="183" w:lineRule="atLeast"/>
-        <w:jc w:val="both"/>
-        <w:rPr>
-          <w:rFonts w:ascii="Arial" w:hAnsi="Arial" w:cs="Arial"/>
-          <w:color w:val="000000" w:themeColor="text1"/>
-          <w:sz w:val="18"/>
-          <w:szCs w:val="20"/>
-        </w:rPr>
-      </w:pPr>
-    </w:p>
-    <w:p>
-      <w:pPr>
-        <w:pStyle w:val="Default"/>
-        <w:spacing w:line="183" w:lineRule="atLeast"/>
-        <w:jc w:val="both"/>
-        <w:rPr>
-          <w:rFonts w:ascii="Arial" w:hAnsi="Arial" w:cs="Arial"/>
-          <w:color w:val="000000" w:themeColor="text1"/>
-          <w:sz w:val="18"/>
-          <w:szCs w:val="20"/>
-        </w:rPr>
-      </w:pPr>
-    </w:p>
-    <w:p>
-      <w:pPr>
-        <w:pStyle w:val="Default"/>
-        <w:spacing w:line="183" w:lineRule="atLeast"/>
-        <w:jc w:val="both"/>
-        <w:rPr>
-          <w:rFonts w:ascii="Arial" w:hAnsi="Arial" w:cs="Arial"/>
-          <w:color w:val="000000" w:themeColor="text1"/>
-          <w:sz w:val="18"/>
-          <w:szCs w:val="20"/>
-        </w:rPr>
-      </w:pPr>
-    </w:p>
-    <w:p>
-      <w:pPr>
-        <w:pStyle w:val="Default"/>
-        <w:spacing w:line="183" w:lineRule="atLeast"/>
-        <w:jc w:val="both"/>
-        <w:rPr>
-          <w:rFonts w:ascii="Arial" w:hAnsi="Arial" w:cs="Arial"/>
-          <w:color w:val="000000" w:themeColor="text1"/>
-          <w:sz w:val="18"/>
-          <w:szCs w:val="20"/>
-        </w:rPr>
-      </w:pPr>
-    </w:p>
-    <w:p>
-      <w:pPr>
-        <w:pStyle w:val="Default"/>
-        <w:spacing w:line="183" w:lineRule="atLeast"/>
-        <w:jc w:val="both"/>
-        <w:rPr>
-          <w:rFonts w:ascii="Arial" w:hAnsi="Arial" w:cs="Arial"/>
-          <w:color w:val="000000" w:themeColor="text1"/>
-          <w:sz w:val="18"/>
-          <w:szCs w:val="20"/>
-        </w:rPr>
-      </w:pPr>
-    </w:p>
-    <w:p>
-      <w:pPr>
-        <w:pStyle w:val="Default"/>
-        <w:spacing w:line="183" w:lineRule="atLeast"/>
-        <w:jc w:val="both"/>
-        <w:rPr>
-          <w:rFonts w:ascii="Arial" w:hAnsi="Arial" w:cs="Arial"/>
-          <w:color w:val="000000" w:themeColor="text1"/>
-          <w:sz w:val="18"/>
-          <w:szCs w:val="20"/>
-        </w:rPr>
-      </w:pPr>
-    </w:p>
-    <w:p>
-      <w:pPr>
-        <w:pStyle w:val="Default"/>
-        <w:spacing w:line="183" w:lineRule="atLeast"/>
-        <w:jc w:val="both"/>
-        <w:rPr>
-          <w:rFonts w:ascii="Arial" w:hAnsi="Arial" w:cs="Arial"/>
-          <w:color w:val="auto"/>
-          <w:sz w:val="18"/>
-          <w:szCs w:val="18"/>
-          <w:lang w:val="da-DK"/>
-        </w:rPr>
-      </w:pPr>
-      <w:r>
-        <w:rPr>
-          <w:rFonts w:ascii="Arial" w:hAnsi="Arial" w:cs="Arial"/>
-          <w:color w:val="000000" w:themeColor="text1"/>
-          <w:sz w:val="18"/>
-          <w:szCs w:val="20"/>
-        </w:rPr>
-        <w:t>Source</w:t>
-      </w:r>
-      <w:r>
-        <w:rPr>
-          <w:rFonts w:ascii="Arial" w:hAnsi="Arial" w:cs="Arial"/>
-          <w:color w:val="000000" w:themeColor="text1"/>
-          <w:sz w:val="18"/>
-          <w:szCs w:val="20"/>
-        </w:rPr>
-        <w:t>:</w:t>
-      </w:r>
-      <w:r>
-        <w:rPr>
-          <w:rFonts w:ascii="Arial" w:hAnsi="Arial" w:cs="Arial"/>
-          <w:color w:val="000000" w:themeColor="text1"/>
-          <w:sz w:val="18"/>
-          <w:szCs w:val="20"/>
-        </w:rPr>
-        <w:t xml:space="preserve"> </w:t>
-      </w:r>
-      <w:r>
-        <w:rPr>
-          <w:rFonts w:ascii="Arial" w:hAnsi="Arial" w:cs="Arial"/>
-          <w:color w:val="000000" w:themeColor="text1"/>
-          <w:sz w:val="18"/>
-          <w:szCs w:val="20"/>
-        </w:rPr>
-        <w:t>Page MJ, et al. BMJ 2021;</w:t>
-      </w:r>
-      <w:proofErr w:type="gramStart"/>
-      <w:r>
-        <w:rPr>
-          <w:rFonts w:ascii="Arial" w:hAnsi="Arial" w:cs="Arial"/>
-          <w:color w:val="000000" w:themeColor="text1"/>
-          <w:sz w:val="18"/>
-          <w:szCs w:val="20"/>
-        </w:rPr>
-        <w:t>372:n</w:t>
-      </w:r>
-      <w:proofErr w:type="gramEnd"/>
-      <w:r>
-        <w:rPr>
-          <w:rFonts w:ascii="Arial" w:hAnsi="Arial" w:cs="Arial"/>
-          <w:color w:val="000000" w:themeColor="text1"/>
-          <w:sz w:val="18"/>
-          <w:szCs w:val="20"/>
-        </w:rPr>
-        <w:t xml:space="preserve">71. </w:t>
-      </w:r>
-      <w:proofErr w:type="spellStart"/>
-      <w:r>
-        <w:rPr>
-          <w:rFonts w:ascii="Arial" w:hAnsi="Arial" w:cs="Arial"/>
-          <w:color w:val="000000" w:themeColor="text1"/>
-          <w:sz w:val="18"/>
-          <w:szCs w:val="20"/>
-        </w:rPr>
-        <w:t>doi</w:t>
-      </w:r>
-      <w:proofErr w:type="spellEnd"/>
-      <w:r>
-        <w:rPr>
-          <w:rFonts w:ascii="Arial" w:hAnsi="Arial" w:cs="Arial"/>
-          <w:color w:val="000000" w:themeColor="text1"/>
-          <w:sz w:val="18"/>
-          <w:szCs w:val="20"/>
-        </w:rPr>
-        <w:t>: 10.1136/</w:t>
-      </w:r>
-      <w:proofErr w:type="gramStart"/>
-      <w:r>
-        <w:rPr>
-          <w:rFonts w:ascii="Arial" w:hAnsi="Arial" w:cs="Arial"/>
-          <w:color w:val="000000" w:themeColor="text1"/>
-          <w:sz w:val="18"/>
-          <w:szCs w:val="20"/>
-        </w:rPr>
-        <w:t>bmj.n</w:t>
-      </w:r>
-      <w:proofErr w:type="gramEnd"/>
-      <w:r>
-        <w:rPr>
-          <w:rFonts w:ascii="Arial" w:hAnsi="Arial" w:cs="Arial"/>
-          <w:color w:val="000000" w:themeColor="text1"/>
-          <w:sz w:val="18"/>
-          <w:szCs w:val="20"/>
-        </w:rPr>
-        <w:t>71.</w:t>
-      </w:r>
-    </w:p>
-    <w:p>
-      <w:pPr>
-        <w:pStyle w:val="Default"/>
-        <w:spacing w:line="183" w:lineRule="atLeast"/>
-        <w:jc w:val="both"/>
-        <w:rPr>
-          <w:rFonts w:ascii="Arial" w:hAnsi="Arial" w:cs="Arial"/>
-          <w:color w:val="auto"/>
-          <w:sz w:val="18"/>
-          <w:szCs w:val="18"/>
-          <w:lang w:val="da-DK"/>
-        </w:rPr>
-      </w:pPr>
-    </w:p>
-    <w:p>
-      <w:pPr>
-        <w:pStyle w:val="Default"/>
-        <w:spacing w:line="183" w:lineRule="atLeast"/>
-        <w:jc w:val="both"/>
-        <w:rPr>
-          <w:rFonts w:ascii="Arial" w:hAnsi="Arial" w:cs="Arial"/>
-          <w:color w:val="auto"/>
-          <w:sz w:val="18"/>
-          <w:szCs w:val="18"/>
-          <w:lang w:val="da-DK"/>
-        </w:rPr>
-      </w:pPr>
-      <w:r>
-        <w:rPr>
-          <w:rFonts w:ascii="Arial" w:hAnsi="Arial" w:cs="Arial"/>
-          <w:color w:val="auto"/>
-          <w:sz w:val="18"/>
-          <w:szCs w:val="18"/>
-          <w:lang w:val="da-DK"/>
-        </w:rPr>
-        <w:t xml:space="preserve">This work is licensed under CC BY 4.0. To view a copy of this license, visit </w:t>
-      </w:r>
-      <w:hyperlink r:id="rId6" w:history="1">
-        <w:r>
-          <w:rPr>
-            <w:rStyle w:val="Hyperlink"/>
-            <w:rFonts w:ascii="Arial" w:hAnsi="Arial" w:cs="Arial"/>
-            <w:sz w:val="18"/>
-            <w:szCs w:val="18"/>
-            <w:lang w:val="da-DK"/>
-          </w:rPr>
-          <w:t>https://creativecommons.org/licenses/by/4.0/</w:t>
-        </w:r>
-      </w:hyperlink>
-      <w:r>
-        <w:rPr>
-          <w:rFonts w:ascii="Arial" w:hAnsi="Arial" w:cs="Arial"/>
-          <w:color w:val="auto"/>
-          <w:sz w:val="18"/>
-          <w:szCs w:val="18"/>
-          <w:lang w:val="da-DK"/>
-        </w:rPr>
-        <w:t xml:space="preserve"> </w:t>
-      </w:r>
-    </w:p>
-    <w:bookmarkEnd w:id="0"/>
-    <w:p>
-      <w:pPr>
-        <w:pStyle w:val="CommentText"/>
-        <w:rPr>
-          <w:rFonts w:ascii="Arial" w:hAnsi="Arial" w:cs="Arial"/>
-          <w:sz w:val="18"/>
-          <w:szCs w:val="18"/>
-        </w:rPr>
-      </w:pPr>
-    </w:p>
     <w:sectPr>
-      <w:headerReference w:type="default" r:id="rId7"/>
+      <w:headerReference w:type="default" r:id="rId6"/>
       <w:pgSz w:w="11906" w:h="16838"/>
       <w:pgMar w:top="720" w:right="720" w:bottom="720" w:left="720" w:header="708" w:footer="708" w:gutter="0"/>
       <w:cols w:space="708"/>
